--- a/projects/valuepickr-open-screen/docs/Knowledge Marine.docx
+++ b/projects/valuepickr-open-screen/docs/Knowledge Marine.docx
@@ -1953,7 +1953,7 @@
         <w:spacing w:after="120" w:before="280"/>
       </w:pPr>
       <w:r>
-        <w:t xml:space="preserve">Ishmohit-Lens Checks (value chain · earnings quality · growth trajectory · management · global-signal check)</w:t>
+        <w:t xml:space="preserve">Ishmohit-Lens Checks (value chain · earnings quality · growth trajectory · management · quality metrics · track record · global-signal check)</w:t>
       </w:r>
     </w:p>
     <w:p>
@@ -2406,6 +2406,33 @@
                 <w:b/>
                 <w:bCs/>
               </w:rPr>
+              <w:t xml:space="preserve">Shareholder returns</w:t>
+            </w:r>
+          </w:p>
+        </w:tc>
+        <w:tc>
+          <w:tcPr>
+            <w:tcW w:type="dxa" w:w="5800"/>
+          </w:tcPr>
+          <w:p>
+            <w:r>
+              <w:t xml:space="preserve">—</w:t>
+            </w:r>
+          </w:p>
+        </w:tc>
+      </w:tr>
+      <w:tr>
+        <w:tc>
+          <w:tcPr>
+            <w:tcW w:type="dxa" w:w="3200"/>
+            <w:shd w:fill="F2F2F2" w:val="clear"/>
+          </w:tcPr>
+          <w:p>
+            <w:r>
+              <w:rPr>
+                <w:b/>
+                <w:bCs/>
+              </w:rPr>
               <w:t xml:space="preserve">Capability ladder / VAP</w:t>
             </w:r>
           </w:p>
@@ -2512,7 +2539,7 @@
           <w:sz w:val="20"/>
           <w:szCs w:val="20"/>
         </w:rPr>
-        <w:t xml:space="preserve">2026-06-07 — Prabhat_Mohanty</w:t>
+        <w:t xml:space="preserve">2026-09-20 — suru27 (X)</w:t>
       </w:r>
       <w:r>
         <w:rPr>
@@ -2522,7 +2549,7 @@
           <w:sz w:val="18"/>
           <w:szCs w:val="18"/>
         </w:rPr>
-        <w:t xml:space="preserve"> (Knowledge Marine)</w:t>
+        <w:t xml:space="preserve"> (X / @suru27)</w:t>
       </w:r>
       <w:r>
         <w:rPr>
@@ -2530,7 +2557,7 @@
           <w:szCs w:val="20"/>
         </w:rPr>
         <w:br/>
-        <w:t xml:space="preserve">: Raised concern that rave community reviews plus continued promoter open-market selling after a preferential issue at a lower price is a 'danger signal,' and separately noted an unexplained QoQ topline/bottomline decline in Q4FY26 offset mainly by a deferred-tax write-back.</w:t>
+        <w:t xml:space="preserve">: Dedicated bull case defending 55-60x P/E via 22-49% sales growth, 35-62% PAT growth, 20-62% EPS growth, 60-74% OCF conversion; also flagged a new 3rd Green Tug contract.</w:t>
       </w:r>
     </w:p>
     <w:p>
@@ -2544,7 +2571,7 @@
           <w:sz w:val="20"/>
           <w:szCs w:val="20"/>
         </w:rPr>
-        <w:t xml:space="preserve">2026-03-04 — gaurav</w:t>
+        <w:t xml:space="preserve">2026-06-07 — Prabhat_Mohanty</w:t>
       </w:r>
       <w:r>
         <w:rPr>
@@ -2562,7 +2589,7 @@
           <w:szCs w:val="20"/>
         </w:rPr>
         <w:br/>
-        <w:t xml:space="preserve">: Questioned why the promoter keeps selling stake and for how long, flagged while only tracking without a position - a live, unresolved governance question in the thread.</w:t>
+        <w:t xml:space="preserve">: Raised concern that rave community reviews plus continued promoter open-market selling after a preferential issue at a lower price is a 'danger signal,' and separately noted an unexplained QoQ topline/bottomline decline in Q4FY26 offset mainly by a deferred-tax write-back.</w:t>
       </w:r>
     </w:p>
     <w:p>
@@ -2576,7 +2603,7 @@
           <w:sz w:val="20"/>
           <w:szCs w:val="20"/>
         </w:rPr>
-        <w:t xml:space="preserve">2025-12-16 — vir259</w:t>
+        <w:t xml:space="preserve">2026-03-04 — gaurav</w:t>
       </w:r>
       <w:r>
         <w:rPr>
@@ -2594,6 +2621,38 @@
           <w:szCs w:val="20"/>
         </w:rPr>
         <w:br/>
+        <w:t xml:space="preserve">: Questioned why the promoter keeps selling stake and for how long, flagged while only tracking without a position - a live, unresolved governance question in the thread.</w:t>
+      </w:r>
+    </w:p>
+    <w:p>
+      <w:pPr>
+        <w:spacing w:after="100"/>
+      </w:pPr>
+      <w:r>
+        <w:rPr>
+          <w:b/>
+          <w:bCs/>
+          <w:sz w:val="20"/>
+          <w:szCs w:val="20"/>
+        </w:rPr>
+        <w:t xml:space="preserve">2025-12-16 — vir259</w:t>
+      </w:r>
+      <w:r>
+        <w:rPr>
+          <w:i/>
+          <w:iCs/>
+          <w:color w:val="666666"/>
+          <w:sz w:val="18"/>
+          <w:szCs w:val="18"/>
+        </w:rPr>
+        <w:t xml:space="preserve"> (Knowledge Marine)</w:t>
+      </w:r>
+      <w:r>
+        <w:rPr>
+          <w:sz w:val="20"/>
+          <w:szCs w:val="20"/>
+        </w:rPr>
+        <w:br/>
         <w:t xml:space="preserve">: Framed KMEW's pivot from pure dredging into shipbuilding/port services as riding a strategic national-security-adjacent tailwind (reducing China/Japan/Korea's 90% share of global shipbuilding), with revenue recognition lagging order wins by design given long-cycle contracts.</w:t>
       </w:r>
     </w:p>
@@ -2791,6 +2850,34 @@
           <w:szCs w:val="24"/>
         </w:rPr>
         <w:t xml:space="preserve">neither</w:t>
+      </w:r>
+    </w:p>
+    <w:p>
+      <w:pPr>
+        <w:spacing w:after="120"/>
+      </w:pPr>
+      <w:r>
+        <w:rPr>
+          <w:color w:val="666666"/>
+          <w:sz w:val="20"/>
+          <w:szCs w:val="20"/>
+        </w:rPr>
+        <w:t xml:space="preserve">4-box gate — tailwind: yes · TAM: yes · moat: weak · valuation: no  (score 2.5 / 4)</w:t>
+      </w:r>
+    </w:p>
+    <w:p>
+      <w:pPr>
+        <w:spacing w:after="120"/>
+      </w:pPr>
+      <w:r>
+        <w:rPr>
+          <w:i/>
+          <w:iCs/>
+          <w:color w:val="666666"/>
+          <w:sz w:val="20"/>
+          <w:szCs w:val="20"/>
+        </w:rPr>
+        <w:t xml:space="preserve">Domestic shipbuilding import-substitution push + Jalvahak inland-waterways scheme + tonnage-tax regime is a real government-policy tailwind; order book (~6x FY26 revenue) + 15yr green-tug contracts to 2042 support tam; sole-executor no-JV model is a real but modest operational edge, and management's 'Rs1,000cr by 2035' framing is aspirational without precise guidance — moat weak; Q1 FY27's 64% OPM blowout is largely deferred billing from a weak Q4 — trailing ~55x P/E is on flattered earnings, sell-side target ~20% below spot — valuation no. Promoter holding falling (73%-&gt;51.56%) with fresh open-market selling is a separate caution.</w:t>
       </w:r>
     </w:p>
     <w:p>

--- a/projects/valuepickr-open-screen/docs/Knowledge Marine.docx
+++ b/projects/valuepickr-open-screen/docs/Knowledge Marine.docx
@@ -2971,6 +2971,179 @@
           <w:szCs w:val="18"/>
         </w:rPr>
         <w:t xml:space="preserve">This is independent research and analysis for informational purposes only, not personalized financial or investment advice. Past multi-bagger performance and forum/social sentiment are not indicators of future returns. Do your own due diligence before investing.</w:t>
+      </w:r>
+    </w:p>
+    <w:p/>
+    <w:p>
+      <w:r>
+        <w:rPr>
+          <w:b/>
+          <w:sz w:val="28"/>
+        </w:rPr>
+        <w:t>🔄 RESEARCH UPDATE - 2026-10-05</w:t>
+      </w:r>
+    </w:p>
+    <w:p>
+      <w:r>
+        <w:rPr>
+          <w:b/>
+        </w:rPr>
+        <w:t>📊 Key Metrics:</w:t>
+      </w:r>
+    </w:p>
+    <w:p>
+      <w:pPr>
+        <w:ind w:left="360"/>
+      </w:pPr>
+      <w:r>
+        <w:t xml:space="preserve">  • Company: Knowledge Marine &amp; Engineering Works Ltd</w:t>
+      </w:r>
+    </w:p>
+    <w:p>
+      <w:pPr>
+        <w:ind w:left="360"/>
+      </w:pPr>
+      <w:r>
+        <w:t xml:space="preserve">  • Conviction: Not rated</w:t>
+      </w:r>
+    </w:p>
+    <w:p>
+      <w:pPr>
+        <w:ind w:left="360"/>
+      </w:pPr>
+      <w:r>
+        <w:t xml:space="preserve">  • Thesis: neither</w:t>
+      </w:r>
+    </w:p>
+    <w:p>
+      <w:pPr>
+        <w:ind w:left="360"/>
+      </w:pPr>
+      <w:r>
+        <w:t xml:space="preserve">  • 4-Box Score: 2.5</w:t>
+      </w:r>
+    </w:p>
+    <w:p>
+      <w:pPr>
+        <w:ind w:left="360"/>
+      </w:pPr>
+      <w:r>
+        <w:t xml:space="preserve">  • Research Date: 2026-09-01</w:t>
+      </w:r>
+    </w:p>
+    <w:p>
+      <w:pPr>
+        <w:ind w:left="360"/>
+      </w:pPr>
+      <w:r>
+        <w:t xml:space="preserve">  • Red Flag: None</w:t>
+      </w:r>
+    </w:p>
+    <w:p/>
+    <w:p>
+      <w:r>
+        <w:rPr>
+          <w:b/>
+        </w:rPr>
+        <w:t>📝 Verdict:</w:t>
+      </w:r>
+    </w:p>
+    <w:p>
+      <w:pPr>
+        <w:ind w:left="360"/>
+      </w:pPr>
+      <w:r>
+        <w:t>Real govt-linked order-book ramp and structural tailwinds, but a rich multiple on one-off-flattered earnings, continued promoter selling, negative FCF and size math (~Rs 7,300 Cr mcap) make a 10x-in-2-3-years case a stretch</w:t>
+      </w:r>
+    </w:p>
+    <w:p/>
+    <w:p>
+      <w:r>
+        <w:rPr>
+          <w:b/>
+        </w:rPr>
+        <w:t>📈 Bull Case:</w:t>
+      </w:r>
+    </w:p>
+    <w:p>
+      <w:pPr>
+        <w:ind w:left="360"/>
+      </w:pPr>
+      <w:r>
+        <w:t>Order book ~Rs 1,640 Cr (~6x FY26 revenue) plus a ~Rs 3,000 Cr bid pipeline; record FY26 intake of Rs 1,075 Cr, and 15-year green-tug contracts (Rs 652 Cr, VOC + Vizag) give revenue visibility to 2042</w:t>
+      </w:r>
+    </w:p>
+    <w:p>
+      <w:pPr>
+        <w:ind w:left="360"/>
+      </w:pPr>
+      <w:r>
+        <w:t>Genuine government-policy tailwind: domestic shipbuilding push (import substitution vs China/Japan/Korea), Jalvahak inland-waterways scheme, and a tonnage-tax regime that structurally lowers cash tax</w:t>
+      </w:r>
+    </w:p>
+    <w:p>
+      <w:pPr>
+        <w:ind w:left="360"/>
+      </w:pPr>
+      <w:r>
+        <w:t>Marquee validation - Ashish Kacholia added Rs 149.9 Cr via preferential allotment at Rs 1,962 (Jun 2026); ~100% fleet utilisation; sole-executor (no-JV) model captures the full margin stack</w:t>
+      </w:r>
+    </w:p>
+    <w:p>
+      <w:pPr>
+        <w:ind w:left="360"/>
+      </w:pPr>
+      <w:r>
+        <w:t>Diversification from pure dredging into shipbuilding (Kamal Marine, ~31% of H1 FY26 revenue) and long-tenure charter/green-tug O&amp;M broadens the addressable market</w:t>
+      </w:r>
+    </w:p>
+    <w:p/>
+    <w:p>
+      <w:r>
+        <w:rPr>
+          <w:b/>
+        </w:rPr>
+        <w:t>📉 Bear Case:</w:t>
+      </w:r>
+    </w:p>
+    <w:p>
+      <w:pPr>
+        <w:ind w:left="360"/>
+      </w:pPr>
+      <w:r>
+        <w:t>Q1 FY27's blowout (64% OPM, +448% PAT) is largely ~Rs 60 Cr of high-margin final billing deferred from a weak 27%-OPM Q4 FY26 - trailing ~55x P/E is on flattered earnings, and the sell-side target (~Rs 2,350) sits ~20% below spot</w:t>
+      </w:r>
+    </w:p>
+    <w:p>
+      <w:pPr>
+        <w:ind w:left="360"/>
+      </w:pPr>
+      <w:r>
+        <w:t>Promoter holding has fallen from ~73% (2021) to 51.56% (Jun-26) with fresh open-market bulk-deal selling in June 2026; two stock splits in 12 months timed to results/price strength - a trusted user flagged the optics</w:t>
+      </w:r>
+    </w:p>
+    <w:p>
+      <w:pPr>
+        <w:ind w:left="360"/>
+      </w:pPr>
+      <w:r>
+        <w:t>FY26 FCF was -Rs 45 Cr on capex and a heavy working-capital drag (~Rs 73 Cr in H1 FY26); borrowings rose to Rs 222 Cr with the cap lifted to Rs 1,200 Cr - leverage and receivables scale up as shipbuilding grows</w:t>
+      </w:r>
+    </w:p>
+    <w:p>
+      <w:pPr>
+        <w:ind w:left="360"/>
+      </w:pPr>
+      <w:r>
+        <w:t>Management's directional 'revenue ~ one-third of the work-order base' / 'Billion and Beyond by 2035' framing implies ~Rs 1,000 Cr revenue against a Rs 256 Cr FY26 base - aspirational, no precise FY27 guidance, and FY25 guidance was missed materially</w:t>
+      </w:r>
+    </w:p>
+    <w:p>
+      <w:pPr>
+        <w:ind w:left="360"/>
+      </w:pPr>
+      <w:r>
+        <w:t>Earnings are highly lumpy and project-timing-driven, so quarter-to-quarter visibility is low and any single mobilisation slip swings the print</w:t>
       </w:r>
     </w:p>
     <w:sectPr>
